--- a/_11_SYSTEMS__SILICA_AND_PLATFORM_NAMING.docx
+++ b/_11_SYSTEMS__SILICA_AND_PLATFORM_NAMING.docx
@@ -1044,57 +1044,32 @@
     </w:p>
     <w:p>
       <w:r>
-        <w:t xml:space="preserve">*SH Store Without Silica -- Wrong Room Assigned (Chinese-Language Stores)*</w:t>
-      </w:r>
-    </w:p>
-    <w:p>
-      <w:r>
-        <w:t xml:space="preserve"/>
-      </w:r>
-    </w:p>
-    <w:p>
-      <w:r>
-        <w:t xml:space="preserve">Some stores -- including the SH (Shanghai) location -- do not run on Silica and follow a different, location-specific process. If a team at an SH or other non-Silica store asks how to quickly fix a guest who was assigned to the wrong room, do NOT give the standard Silica steps. The correct process is unique to that store and is not covered by the standard platform procedures.</w:t>
-      </w:r>
-    </w:p>
-    <w:p>
-      <w:r>
-        <w:t xml:space="preserve"/>
-      </w:r>
-    </w:p>
-    <w:p>
-      <w:r>
-        <w:t xml:space="preserve">When this question comes in (often in Chinese, e.g. asking how to change a room a guest was assigned to in error at an SH store with no Silica), respond that they should reach out to their Ops Leader, because this is a store-specific process. A suggested Chinese-language reply:</w:t>
-      </w:r>
-    </w:p>
-    <w:p>
-      <w:r>
-        <w:t xml:space="preserve"/>
-      </w:r>
-    </w:p>
-    <w:p>
-      <w:r>
-        <w:t xml:space="preserve">"这是门店特定的流程。请联系您的运营负责人 (Ops Leader) 获取正确的更改房间步骤。"</w:t>
-      </w:r>
-    </w:p>
-    <w:p>
-      <w:r>
-        <w:t xml:space="preserve"/>
-      </w:r>
-    </w:p>
-    <w:p>
-      <w:r>
-        <w:t xml:space="preserve">- DO NOT walk an SH or non-Silica store through Silica session or room-change steps.</w:t>
-      </w:r>
-    </w:p>
-    <w:p>
-      <w:r>
-        <w:t xml:space="preserve"/>
-      </w:r>
-    </w:p>
-    <w:p>
-      <w:r>
-        <w:t xml:space="preserve">- DO NOT invent a room-change procedure for non-Silica stores. Route to the Ops Leader.</w:t>
+        <w:t>*Props Client Hosting (Silica)*</w:t>
+      </w:r>
+    </w:p>
+    <w:p>
+      <w:r>
+        <w:t>The props client is hosted in *Silica*. It runs as part of the Silica platform -- there is no separate system or standalone host for it.</w:t>
+      </w:r>
+    </w:p>
+    <w:p>
+      <w:r>
+        <w:t>- If a team member asks where the props client is hosted or what runs it, answer directly: it runs in Silica.</w:t>
+      </w:r>
+    </w:p>
+    <w:p>
+      <w:r>
+        <w:t>- Prop pairing and prop room moves are all done in the Silica iPad app -- see the Prop Pairing in Silica section.</w:t>
+      </w:r>
+    </w:p>
+    <w:p>
+      <w:r>
+        <w:t>- DO NOT tell staff the props client is hosted anywhere other than Silica.</w:t>
+      </w:r>
+    </w:p>
+    <w:p>
+      <w:r>
+        <w:t>- DO NOT deflect a "where is the props client hosted" question to T1 -- the props client runs in Silica.</w:t>
       </w:r>
     </w:p>
     <w:p>
